--- a/dist/cv.docx
+++ b/dist/cv.docx
@@ -7,18 +7,30 @@
         <w:pStyle w:val="Title"/>
       </w:pPr>
       <w:r>
-        <w:t xml:space="preserve">Résumé title</w:t>
+        <w:t xml:space="preserve">Senior Software Engineer</w:t>
       </w:r>
     </w:p>
+    <w:bookmarkStart w:id="9" w:name="summary"/>
     <w:p>
       <w:pPr>
-        <w:pStyle w:val="Date"/>
+        <w:pStyle w:val="Heading1"/>
       </w:pPr>
       <w:r>
-        <w:t xml:space="preserve">January 01, 1984</w:t>
+        <w:t xml:space="preserve">Summary</w:t>
       </w:r>
     </w:p>
-    <w:bookmarkStart w:id="9" w:name="education"/>
+    <w:bookmarkEnd w:id="9"/>
+    <w:bookmarkStart w:id="10" w:name="skills"/>
+    <w:p>
+      <w:pPr>
+        <w:pStyle w:val="Heading1"/>
+      </w:pPr>
+      <w:r>
+        <w:t xml:space="preserve">Skills</w:t>
+      </w:r>
+    </w:p>
+    <w:bookmarkEnd w:id="10"/>
+    <w:bookmarkStart w:id="11" w:name="education"/>
     <w:p>
       <w:pPr>
         <w:pStyle w:val="Heading1"/>
@@ -27,68 +39,18 @@
         <w:t xml:space="preserve">Education</w:t>
       </w:r>
     </w:p>
-    <w:bookmarkEnd w:id="9"/>
-    <w:bookmarkStart w:id="10" w:name="master-thesis"/>
+    <w:bookmarkEnd w:id="11"/>
+    <w:bookmarkStart w:id="12" w:name="certifications"/>
     <w:p>
       <w:pPr>
         <w:pStyle w:val="Heading1"/>
       </w:pPr>
       <w:r>
-        <w:t xml:space="preserve">Master thesis</w:t>
-      </w:r>
-    </w:p>
-    <w:bookmarkEnd w:id="10"/>
-    <w:bookmarkStart w:id="13" w:name="experience"/>
-    <w:p>
-      <w:pPr>
-        <w:pStyle w:val="Heading1"/>
-      </w:pPr>
-      <w:r>
-        <w:t xml:space="preserve">Experience</w:t>
-      </w:r>
-    </w:p>
-    <w:bookmarkStart w:id="11" w:name="vocational"/>
-    <w:p>
-      <w:pPr>
-        <w:pStyle w:val="Heading2"/>
-      </w:pPr>
-      <w:r>
-        <w:t xml:space="preserve">Vocational</w:t>
-      </w:r>
-    </w:p>
-    <w:bookmarkEnd w:id="11"/>
-    <w:bookmarkStart w:id="12" w:name="miscellaneous"/>
-    <w:p>
-      <w:pPr>
-        <w:pStyle w:val="Heading2"/>
-      </w:pPr>
-      <w:r>
-        <w:t xml:space="preserve">Miscellaneous</w:t>
+        <w:t xml:space="preserve">Certifications</w:t>
       </w:r>
     </w:p>
     <w:bookmarkEnd w:id="12"/>
-    <w:bookmarkEnd w:id="13"/>
-    <w:bookmarkStart w:id="14" w:name="languages"/>
-    <w:p>
-      <w:pPr>
-        <w:pStyle w:val="Heading1"/>
-      </w:pPr>
-      <w:r>
-        <w:t xml:space="preserve">Languages</w:t>
-      </w:r>
-    </w:p>
-    <w:bookmarkEnd w:id="14"/>
-    <w:bookmarkStart w:id="15" w:name="computer-skills"/>
-    <w:p>
-      <w:pPr>
-        <w:pStyle w:val="Heading1"/>
-      </w:pPr>
-      <w:r>
-        <w:t xml:space="preserve">Computer skills</w:t>
-      </w:r>
-    </w:p>
-    <w:bookmarkEnd w:id="15"/>
-    <w:bookmarkStart w:id="16" w:name="skill-matrix"/>
+    <w:bookmarkStart w:id="14" w:name="skill-matrix"/>
     <w:p>
       <w:pPr>
         <w:pStyle w:val="Heading1"/>
@@ -97,221 +59,36 @@
         <w:t xml:space="preserve">Skill matrix</w:t>
       </w:r>
     </w:p>
-    <w:bookmarkEnd w:id="16"/>
-    <w:bookmarkStart w:id="17" w:name="interests"/>
     <w:p>
       <w:pPr>
-        <w:pStyle w:val="Heading1"/>
+        <w:pStyle w:val="FirstParagraph"/>
       </w:pPr>
       <w:r>
-        <w:t xml:space="preserve">Interests</w:t>
+        <w:t xml:space="preserve">Last updated: 2026-07-01  </w:t>
       </w:r>
-    </w:p>
-    <w:bookmarkEnd w:id="17"/>
-    <w:bookmarkStart w:id="18" w:name="extra-1"/>
-    <w:p>
-      <w:pPr>
-        <w:pStyle w:val="Heading1"/>
-      </w:pPr>
       <w:r>
-        <w:t xml:space="preserve">Extra 1</w:t>
+        <w:rPr>
+          <w:b/>
+          <w:bCs/>
+        </w:rPr>
+        <w:t xml:space="preserve">|</w:t>
       </w:r>
-    </w:p>
-    <w:bookmarkEnd w:id="18"/>
-    <w:bookmarkStart w:id="19" w:name="extra-2"/>
-    <w:p>
-      <w:pPr>
-        <w:pStyle w:val="Heading1"/>
-      </w:pPr>
       <w:r>
-        <w:t xml:space="preserve">Extra 2</w:t>
-      </w:r>
-    </w:p>
-    <w:bookmarkEnd w:id="19"/>
-    <w:bookmarkStart w:id="20" w:name="references"/>
-    <w:p>
-      <w:pPr>
-        <w:pStyle w:val="Heading1"/>
-      </w:pPr>
-      <w:r>
-        <w:t xml:space="preserve">References</w:t>
-      </w:r>
-    </w:p>
-    <w:p>
-      <w:pPr>
-        <w:pStyle w:val="FirstParagraph"/>
-      </w:pPr>
-      <w:r>
-        <w:t xml:space="preserve">Dear Sir or Madam,</w:t>
-      </w:r>
-    </w:p>
-    <w:p>
-      <w:pPr>
-        <w:pStyle w:val="BodyText"/>
-      </w:pPr>
-      <w:r>
-        <w:t xml:space="preserve">Yours faithfully,</w:t>
-      </w:r>
-    </w:p>
-    <w:p>
-      <w:pPr>
-        <w:pStyle w:val="BodyText"/>
-      </w:pPr>
-      <w:r>
-        <w:t xml:space="preserve">Lorem ipsum dolor sit amet, consectetur adipiscing elit. Duis ullamcorper neque sit amet lectus facilisis sed luctus nisl iaculis. Vivamus at neque arcu, sed tempor quam. Curabitur pharetra tincidunt tincidunt. Morbi volutpat feugiat mauris, quis tempor neque vehicula volutpat. Duis tristique justo vel massa fermentum accumsan. Mauris ante elit, feugiat vestibulum tempor eget, eleifend ac ipsum. Donec scelerisque lobortis ipsum eu vestibulum. Pellentesque vel massa at felis accumsan rhoncus.</w:t>
-      </w:r>
-    </w:p>
-    <w:p>
-      <w:pPr>
-        <w:pStyle w:val="BodyText"/>
-      </w:pPr>
-      <w:r>
-        <w:t xml:space="preserve">Suspendisse commodo, massa eu congue tincidunt, elit mauris pellentesque orci, cursus tempor odio nisl euismod augue. Aliquam adipiscing nibh ut odio sodales et pulvinar tortor laoreet. Mauris a accumsan ligula. Class aptent taciti sociosqu ad litora torquent per conubia nostra, per inceptos himenaeos. Suspendisse vulputate sem vehicula ipsum various nec tempus dui dapibus. Phasellus et est urna, ut auctor erat. Sed tincidunt odio id odio aliquam mattis. Donec sapien nulla, feugiat eget adipiscing sit amet, lacinia ut dolor. Phasellus tincidunt, leo a fringilla consectetur, felis diam aliquam urna, vitae aliquet lectus orci nec velit. Vivamus dapibus various blandit.</w:t>
-      </w:r>
-    </w:p>
-    <w:p>
-      <w:pPr>
-        <w:pStyle w:val="BodyText"/>
-      </w:pPr>
-      <w:r>
-        <w:t xml:space="preserve">Duis sit amet magna ante, at sodales diam. Aenean consectetur porta risus et sagittis. Ut interdum, enim various pellentesque tincidunt, magna libero sodales tortor, ut fermentum nunc metus a ante. Vivamus odio leo, tincidunt eu luctus ut, sollicitudin sit amet metus. Nunc sed orci lectus. Ut sodales magna sed velit volutpat sit amet pulvinar diam venenatis.</w:t>
-      </w:r>
-    </w:p>
-    <w:p>
-      <w:pPr>
-        <w:pStyle w:val="BodyText"/>
-      </w:pPr>
-      <w:r>
-        <w:t xml:space="preserve">Albert Einstein discovered that</w:t>
+        <w:t xml:space="preserve">  Latest version online:</w:t>
       </w:r>
       <w:r>
         <w:t xml:space="preserve"> </w:t>
       </w:r>
-      <m:oMath>
-        <m:r>
-          <m:t>e</m:t>
-        </m:r>
-        <m:r>
-          <m:rPr>
-            <m:sty m:val="p"/>
-          </m:rPr>
-          <m:t>=</m:t>
-        </m:r>
-        <m:r>
-          <m:t>m</m:t>
-        </m:r>
-        <m:sSup>
-          <m:e>
-            <m:r>
-              <m:t>c</m:t>
-            </m:r>
-          </m:e>
-          <m:sup>
-            <m:r>
-              <m:t>2</m:t>
-            </m:r>
-          </m:sup>
-        </m:sSup>
-      </m:oMath>
-      <w:r>
-        <w:t xml:space="preserve"> </w:t>
-      </w:r>
-      <w:r>
-        <w:t xml:space="preserve">in 1905.</w:t>
-      </w:r>
+      <w:hyperlink r:id="rId13">
+        <w:r>
+          <w:rPr>
+            <w:rStyle w:val="VerbatimChar"/>
+          </w:rPr>
+          <w:t xml:space="preserve">github.com/tkglaser/cv/blob/main/dist/cv.pdf</w:t>
+        </w:r>
+      </w:hyperlink>
     </w:p>
-    <w:p>
-      <w:pPr>
-        <w:pStyle w:val="BodyText"/>
-      </w:pPr>
-      <m:oMathPara>
-        <m:oMathParaPr>
-          <m:jc m:val="center"/>
-        </m:oMathParaPr>
-        <m:oMath>
-          <m:r>
-            <m:t>e</m:t>
-          </m:r>
-          <m:r>
-            <m:rPr>
-              <m:sty m:val="p"/>
-            </m:rPr>
-            <m:t>=</m:t>
-          </m:r>
-          <m:limLow>
-            <m:e>
-              <m:r>
-                <m:rPr>
-                  <m:sty m:val="p"/>
-                </m:rPr>
-                <m:t>lim</m:t>
-              </m:r>
-            </m:e>
-            <m:lim>
-              <m:r>
-                <m:t>n</m:t>
-              </m:r>
-              <m:r>
-                <m:rPr>
-                  <m:sty m:val="p"/>
-                </m:rPr>
-                <m:t>→</m:t>
-              </m:r>
-              <m:r>
-                <m:rPr>
-                  <m:sty m:val="p"/>
-                </m:rPr>
-                <m:t>∞</m:t>
-              </m:r>
-            </m:lim>
-          </m:limLow>
-          <m:sSup>
-            <m:e>
-              <m:d>
-                <m:dPr>
-                  <m:begChr m:val="("/>
-                  <m:sepChr m:val=""/>
-                  <m:endChr m:val=")"/>
-                  <m:grow/>
-                </m:dPr>
-                <m:e>
-                  <m:r>
-                    <m:t>1</m:t>
-                  </m:r>
-                  <m:r>
-                    <m:rPr>
-                      <m:sty m:val="p"/>
-                    </m:rPr>
-                    <m:t>+</m:t>
-                  </m:r>
-                  <m:f>
-                    <m:fPr>
-                      <m:type m:val="bar"/>
-                    </m:fPr>
-                    <m:num>
-                      <m:r>
-                        <m:t>1</m:t>
-                      </m:r>
-                    </m:num>
-                    <m:den>
-                      <m:r>
-                        <m:t>n</m:t>
-                      </m:r>
-                    </m:den>
-                  </m:f>
-                </m:e>
-              </m:d>
-            </m:e>
-            <m:sup>
-              <m:r>
-                <m:t>n</m:t>
-              </m:r>
-            </m:sup>
-          </m:sSup>
-        </m:oMath>
-      </m:oMathPara>
-    </w:p>
-    <w:bookmarkEnd w:id="20"/>
+    <w:bookmarkEnd w:id="14"/>
     <w:sectPr>
       <w:footnotePr>
         <w:numRestart w:val="eachSect"/>

--- a/dist/cv.docx
+++ b/dist/cv.docx
@@ -7,7 +7,7 @@
         <w:pStyle w:val="Title"/>
       </w:pPr>
       <w:r>
-        <w:t xml:space="preserve">Senior Software Engineer</w:t>
+        <w:t xml:space="preserve">Senior Software Engineer &amp; Architect</w:t>
       </w:r>
     </w:p>
     <w:bookmarkStart w:id="9" w:name="summary"/>
@@ -30,7 +30,17 @@
       </w:r>
     </w:p>
     <w:bookmarkEnd w:id="10"/>
-    <w:bookmarkStart w:id="11" w:name="education"/>
+    <w:bookmarkStart w:id="11" w:name="experience"/>
+    <w:p>
+      <w:pPr>
+        <w:pStyle w:val="Heading1"/>
+      </w:pPr>
+      <w:r>
+        <w:t xml:space="preserve">Experience</w:t>
+      </w:r>
+    </w:p>
+    <w:bookmarkEnd w:id="11"/>
+    <w:bookmarkStart w:id="12" w:name="education"/>
     <w:p>
       <w:pPr>
         <w:pStyle w:val="Heading1"/>
@@ -39,8 +49,8 @@
         <w:t xml:space="preserve">Education</w:t>
       </w:r>
     </w:p>
-    <w:bookmarkEnd w:id="11"/>
-    <w:bookmarkStart w:id="12" w:name="certifications"/>
+    <w:bookmarkEnd w:id="12"/>
+    <w:bookmarkStart w:id="13" w:name="certifications"/>
     <w:p>
       <w:pPr>
         <w:pStyle w:val="Heading1"/>
@@ -49,14 +59,14 @@
         <w:t xml:space="preserve">Certifications</w:t>
       </w:r>
     </w:p>
-    <w:bookmarkEnd w:id="12"/>
-    <w:bookmarkStart w:id="14" w:name="skill-matrix"/>
+    <w:bookmarkEnd w:id="13"/>
+    <w:bookmarkStart w:id="15" w:name="languages"/>
     <w:p>
       <w:pPr>
         <w:pStyle w:val="Heading1"/>
       </w:pPr>
       <w:r>
-        <w:t xml:space="preserve">Skill matrix</w:t>
+        <w:t xml:space="preserve">Languages</w:t>
       </w:r>
     </w:p>
     <w:p>
@@ -64,7 +74,7 @@
         <w:pStyle w:val="FirstParagraph"/>
       </w:pPr>
       <w:r>
-        <w:t xml:space="preserve">Last updated: 2026-07-01  </w:t>
+        <w:t xml:space="preserve">Last updated: 2026-07-02  </w:t>
       </w:r>
       <w:r>
         <w:rPr>
@@ -79,7 +89,7 @@
       <w:r>
         <w:t xml:space="preserve"> </w:t>
       </w:r>
-      <w:hyperlink r:id="rId13">
+      <w:hyperlink r:id="rId14">
         <w:r>
           <w:rPr>
             <w:rStyle w:val="VerbatimChar"/>
@@ -88,7 +98,7 @@
         </w:r>
       </w:hyperlink>
     </w:p>
-    <w:bookmarkEnd w:id="14"/>
+    <w:bookmarkEnd w:id="15"/>
     <w:sectPr>
       <w:footnotePr>
         <w:numRestart w:val="eachSect"/>

--- a/dist/cv.docx
+++ b/dist/cv.docx
@@ -4,12 +4,54 @@
   <w:body>
     <w:p>
       <w:pPr>
-        <w:pStyle w:val="Title"/>
+        <w:pStyle w:val="FirstParagraph"/>
+      </w:pPr>
+      <w:r>
+        <w:rPr>
+          <w:b/>
+          <w:bCs/>
+        </w:rPr>
+        <w:t xml:space="preserve">Tom Glaser</w:t>
+      </w:r>
+    </w:p>
+    <w:p>
+      <w:pPr>
+        <w:pStyle w:val="BodyText"/>
       </w:pPr>
       <w:r>
         <w:t xml:space="preserve">Senior Software Engineer &amp; Architect</w:t>
       </w:r>
     </w:p>
+    <w:p>
+      <w:pPr>
+        <w:pStyle w:val="BodyText"/>
+      </w:pPr>
+      <w:r>
+        <w:t xml:space="preserve">+44 7480 503 505 </w:t>
+      </w:r>
+      <m:oMath>
+        <m:r>
+          <m:rPr>
+            <m:sty m:val="p"/>
+          </m:rPr>
+          <m:t>|</m:t>
+        </m:r>
+      </m:oMath>
+      <w:r>
+        <w:t xml:space="preserve"> kurt.thomas.glaser@gmail.com </w:t>
+      </w:r>
+      <m:oMath>
+        <m:r>
+          <m:rPr>
+            <m:sty m:val="p"/>
+          </m:rPr>
+          <m:t>|</m:t>
+        </m:r>
+      </m:oMath>
+      <w:r>
+        <w:t xml:space="preserve"> linkedin: tkglaser</w:t>
+      </w:r>
+    </w:p>
     <w:bookmarkStart w:id="9" w:name="summary"/>
     <w:p>
       <w:pPr>
@@ -17,6 +59,14 @@
       </w:pPr>
       <w:r>
         <w:t xml:space="preserve">Summary</w:t>
+      </w:r>
+    </w:p>
+    <w:p>
+      <w:pPr>
+        <w:pStyle w:val="FirstParagraph"/>
+      </w:pPr>
+      <w:r>
+        <w:t xml:space="preserve"> Senior Software Engineer and Architect with 22 years’ experience designing robust systems and leading engineering teams. I pair deep technical expertise with strong stakeholder engagement, mentoring developers and guiding business goals to successful delivery.</w:t>
       </w:r>
     </w:p>
     <w:bookmarkEnd w:id="9"/>
@@ -29,8 +79,101 @@
         <w:t xml:space="preserve">Skills</w:t>
       </w:r>
     </w:p>
+    <w:p>
+      <w:pPr>
+        <w:pStyle w:val="FirstParagraph"/>
+      </w:pPr>
+      <w:r>
+        <w:rPr>
+          <w:b/>
+          <w:bCs/>
+        </w:rPr>
+        <w:t xml:space="preserve">Professional</w:t>
+      </w:r>
+      <w:r>
+        <w:t xml:space="preserve"> Deep technical knowledge, Solution architecture &amp; implementation, Team leadership, engagement, conflict resolution, Communication and mentorship</w:t>
+      </w:r>
+    </w:p>
+    <w:p>
+      <w:pPr>
+        <w:pStyle w:val="BodyText"/>
+      </w:pPr>
+      <w:r>
+        <w:rPr>
+          <w:b/>
+          <w:bCs/>
+        </w:rPr>
+        <w:t xml:space="preserve">Languages:</w:t>
+      </w:r>
+      <w:r>
+        <w:t xml:space="preserve"> </w:t>
+      </w:r>
+      <w:r>
+        <w:t xml:space="preserve">TypeScript/nodejs (11 yrs) — Frontend and backend, various frameworks</w:t>
+      </w:r>
+    </w:p>
+    <w:p>
+      <w:pPr>
+        <w:pStyle w:val="BodyText"/>
+      </w:pPr>
+      <w:r>
+        <w:t xml:space="preserve"> C# (12 yrs) — Used in various projects in different companies</w:t>
+      </w:r>
+    </w:p>
+    <w:p>
+      <w:pPr>
+        <w:pStyle w:val="BodyText"/>
+      </w:pPr>
+      <w:r>
+        <w:t xml:space="preserve"> Python (2 yrs) — Basic hands-on experience; directed Python work as tech lead/architect on AI projects</w:t>
+      </w:r>
+    </w:p>
+    <w:p>
+      <w:pPr>
+        <w:pStyle w:val="BodyText"/>
+      </w:pPr>
+      <w:r>
+        <w:rPr>
+          <w:b/>
+          <w:bCs/>
+        </w:rPr>
+        <w:t xml:space="preserve">Cloud:</w:t>
+      </w:r>
+      <w:r>
+        <w:t xml:space="preserve"> </w:t>
+      </w:r>
+      <w:r>
+        <w:t xml:space="preserve">AWS (5.5 yrs) — Worked for AWS as a Prototyping Engineer</w:t>
+      </w:r>
+    </w:p>
+    <w:p>
+      <w:pPr>
+        <w:pStyle w:val="BodyText"/>
+      </w:pPr>
+      <w:r>
+        <w:rPr>
+          <w:b/>
+          <w:bCs/>
+        </w:rPr>
+        <w:t xml:space="preserve">OS:</w:t>
+      </w:r>
+      <w:r>
+        <w:t xml:space="preserve"> </w:t>
+      </w:r>
+      <w:r>
+        <w:t xml:space="preserve">Linux (10+ yrs) — I’ve used Linux professionally and privately</w:t>
+      </w:r>
+    </w:p>
+    <w:p>
+      <w:pPr>
+        <w:pStyle w:val="BodyText"/>
+      </w:pPr>
+      <w:r>
+        <w:t xml:space="preserve"> Windows (10+ yrs) — I’ve used Windows professionally and privately</w:t>
+      </w:r>
+    </w:p>
     <w:bookmarkEnd w:id="10"/>
-    <w:bookmarkStart w:id="11" w:name="experience"/>
+    <w:bookmarkStart w:id="13" w:name="experience"/>
     <w:p>
       <w:pPr>
         <w:pStyle w:val="Heading1"/>
@@ -39,8 +182,381 @@
         <w:t xml:space="preserve">Experience</w:t>
       </w:r>
     </w:p>
-    <w:bookmarkEnd w:id="11"/>
-    <w:bookmarkStart w:id="12" w:name="education"/>
+    <w:p>
+      <w:pPr>
+        <w:pStyle w:val="FirstParagraph"/>
+      </w:pPr>
+      <w:r>
+        <w:rPr>
+          <w:b/>
+          <w:bCs/>
+        </w:rPr>
+        <w:t xml:space="preserve">Senior Software Engineer (SDE III)</w:t>
+      </w:r>
+      <w:r>
+        <w:t xml:space="preserve">, Amazon Web Services (AWS) — London (2020–2026)</w:t>
+      </w:r>
+    </w:p>
+    <w:p>
+      <w:pPr>
+        <w:pStyle w:val="BodyText"/>
+      </w:pPr>
+      <w:r>
+        <w:t xml:space="preserve">Delivered rapid Proof-of-Concept solutions for Public Sector customers on the Envision Engineering team, helping them evaluate and adopt AWS cloud technology.</w:t>
+      </w:r>
+      <w:r>
+        <w:br/>
+      </w:r>
+      <w:r>
+        <w:t xml:space="preserve">Highlights:</w:t>
+      </w:r>
+    </w:p>
+    <w:p>
+      <w:pPr>
+        <w:numPr>
+          <w:ilvl w:val="0"/>
+          <w:numId w:val="1001"/>
+        </w:numPr>
+      </w:pPr>
+      <w:r>
+        <w:t xml:space="preserve">Team Lead and Head Developer (team of 3) for an AI-powered classroom simulator prototype for Steplab, letting trainee teachers practise lesson delivery in a realistic simulated environment (Amazon Bedrock, TypeScript, C#, Python)</w:t>
+      </w:r>
+    </w:p>
+    <w:p>
+      <w:pPr>
+        <w:numPr>
+          <w:ilvl w:val="0"/>
+          <w:numId w:val="1001"/>
+        </w:numPr>
+      </w:pPr>
+      <w:r>
+        <w:t xml:space="preserve">Team Lead and Head Developer (team of 3) for an AI project for the Swedish National Courts Administration (Domstolsverket) (Amazon Bedrock, TypeScript, C#, Python) —</w:t>
+      </w:r>
+      <w:r>
+        <w:t xml:space="preserve"> </w:t>
+      </w:r>
+      <w:hyperlink r:id="rId11">
+        <w:r>
+          <w:rPr>
+            <w:rStyle w:val="Hyperlink"/>
+          </w:rPr>
+          <w:t xml:space="preserve">Press coverage:</w:t>
+        </w:r>
+        <w:r>
+          <w:rPr>
+            <w:rStyle w:val="Hyperlink"/>
+          </w:rPr>
+          <w:t xml:space="preserve"> </w:t>
+        </w:r>
+        <w:r>
+          <w:rPr>
+            <w:rStyle w:val="Hyperlink"/>
+          </w:rPr>
+          <w:t xml:space="preserve">“Sweden trains future judges with AI and VR”</w:t>
+        </w:r>
+      </w:hyperlink>
+    </w:p>
+    <w:p>
+      <w:pPr>
+        <w:numPr>
+          <w:ilvl w:val="0"/>
+          <w:numId w:val="1001"/>
+        </w:numPr>
+      </w:pPr>
+      <w:r>
+        <w:t xml:space="preserve">Helped The Ocean Cleanup iterate on their predictive model for plastic density distribution across the Pacific Ocean, as part of a team of 4, a prototype which led to a wider AWS</w:t>
+      </w:r>
+      <w:r>
+        <w:t xml:space="preserve"> </w:t>
+      </w:r>
+      <m:oMath>
+        <m:r>
+          <m:rPr>
+            <m:sty m:val="p"/>
+          </m:rPr>
+          <m:t>×</m:t>
+        </m:r>
+      </m:oMath>
+      <w:r>
+        <w:t xml:space="preserve"> </w:t>
+      </w:r>
+      <w:r>
+        <w:t xml:space="preserve">The Ocean Cleanup partnership (Amazon Bedrock, TypeScript, C#, Python) —</w:t>
+      </w:r>
+      <w:r>
+        <w:t xml:space="preserve"> </w:t>
+      </w:r>
+      <w:hyperlink r:id="rId12">
+        <w:r>
+          <w:rPr>
+            <w:rStyle w:val="Hyperlink"/>
+          </w:rPr>
+          <w:t xml:space="preserve">Press coverage:</w:t>
+        </w:r>
+        <w:r>
+          <w:rPr>
+            <w:rStyle w:val="Hyperlink"/>
+          </w:rPr>
+          <w:t xml:space="preserve"> </w:t>
+        </w:r>
+        <w:r>
+          <w:rPr>
+            <w:rStyle w:val="Hyperlink"/>
+          </w:rPr>
+          <w:t xml:space="preserve">“The Ocean Cleanup and AWS Join Forces to Accelerate Ocean Plastic Removal using AI”</w:t>
+        </w:r>
+      </w:hyperlink>
+    </w:p>
+    <w:p>
+      <w:pPr>
+        <w:numPr>
+          <w:ilvl w:val="0"/>
+          <w:numId w:val="1001"/>
+        </w:numPr>
+      </w:pPr>
+      <w:r>
+        <w:t xml:space="preserve">Built a medical knowledge categorisation system for the National Institute for Health and Care Excellence (NICE), as part of a team of 5, using Retrieval-Augmented Generation (Amazon OpenSearch Service, Amazon Neptune, Amazon Bedrock, TypeScript, C#, Python)</w:t>
+      </w:r>
+    </w:p>
+    <w:p>
+      <w:pPr>
+        <w:pStyle w:val="FirstParagraph"/>
+      </w:pPr>
+      <w:r>
+        <w:rPr>
+          <w:b/>
+          <w:bCs/>
+        </w:rPr>
+        <w:t xml:space="preserve">Senior Software Engineer (contract)</w:t>
+      </w:r>
+      <w:r>
+        <w:t xml:space="preserve">, McLaren Applied Technologies — London (2019–2020)</w:t>
+      </w:r>
+    </w:p>
+    <w:p>
+      <w:pPr>
+        <w:pStyle w:val="BodyText"/>
+      </w:pPr>
+      <w:r>
+        <w:t xml:space="preserve">Co-architected and co-developed multiple Angular+NodeJS+.NET Core applications.</w:t>
+      </w:r>
+      <w:r>
+        <w:br/>
+      </w:r>
+      <w:r>
+        <w:t xml:space="preserve">Frameworks/Languages: Angular (v9), NodeJS, .NET Core, SignalR, RxJS (Reactive extensions for JS), NgRx (State manager), NestJS (API Framework for Node), Angular Schematics, TypeScript, C#</w:t>
+      </w:r>
+    </w:p>
+    <w:p>
+      <w:pPr>
+        <w:pStyle w:val="BodyText"/>
+      </w:pPr>
+      <w:r>
+        <w:rPr>
+          <w:b/>
+          <w:bCs/>
+        </w:rPr>
+        <w:t xml:space="preserve">Senior Software Engineer (contract)</w:t>
+      </w:r>
+      <w:r>
+        <w:t xml:space="preserve">, Invenias by Bullhorn — Reading (2018–2019)</w:t>
+      </w:r>
+    </w:p>
+    <w:p>
+      <w:pPr>
+        <w:pStyle w:val="BodyText"/>
+      </w:pPr>
+      <w:r>
+        <w:t xml:space="preserve">Re-architect and upgrade an existing Angular+.NET solution.</w:t>
+      </w:r>
+      <w:r>
+        <w:br/>
+      </w:r>
+      <w:r>
+        <w:t xml:space="preserve">The requirements had outgrown the architectural capabilities of the current application, I suggested a new architecture using client-side state management and server-side push and outlined the migration path that enabled us to do the overhaul while continuing to add features to the software.</w:t>
+      </w:r>
+    </w:p>
+    <w:p>
+      <w:pPr>
+        <w:pStyle w:val="BodyText"/>
+      </w:pPr>
+      <w:r>
+        <w:rPr>
+          <w:b/>
+          <w:bCs/>
+        </w:rPr>
+        <w:t xml:space="preserve">Senior Software Engineer (contract)</w:t>
+      </w:r>
+      <w:r>
+        <w:t xml:space="preserve">, Fiserv — Slough (2017–2018)</w:t>
+      </w:r>
+    </w:p>
+    <w:p>
+      <w:pPr>
+        <w:pStyle w:val="BodyText"/>
+      </w:pPr>
+      <w:r>
+        <w:t xml:space="preserve">Re-implementation of Risk Assessment Software in Angular 5.</w:t>
+      </w:r>
+      <w:r>
+        <w:br/>
+      </w:r>
+      <w:r>
+        <w:t xml:space="preserve">Tools/Languages: C#, WebAPI, Angular (v5), RxJS (Reactive extensions for JS), ngrx/store (State manager), Visual Studio 2015, Visual Studio Code, MS SQL Server.</w:t>
+      </w:r>
+    </w:p>
+    <w:p>
+      <w:pPr>
+        <w:pStyle w:val="BodyText"/>
+      </w:pPr>
+      <w:r>
+        <w:rPr>
+          <w:b/>
+          <w:bCs/>
+        </w:rPr>
+        <w:t xml:space="preserve">Senior Software Engineer</w:t>
+      </w:r>
+      <w:r>
+        <w:t xml:space="preserve">, Knight Frank — London (2015–2017)</w:t>
+      </w:r>
+    </w:p>
+    <w:p>
+      <w:pPr>
+        <w:pStyle w:val="BodyText"/>
+      </w:pPr>
+      <w:r>
+        <w:t xml:space="preserve">Extending and updating Knight Frank’s web presence.</w:t>
+      </w:r>
+      <w:r>
+        <w:br/>
+      </w:r>
+      <w:r>
+        <w:t xml:space="preserve">Tools/Languages: C#, ASP MVC, AngularJS, ASP WebApi, WebForms, Visual Studio 2015, MS SQL Server</w:t>
+      </w:r>
+    </w:p>
+    <w:p>
+      <w:pPr>
+        <w:pStyle w:val="BodyText"/>
+      </w:pPr>
+      <w:r>
+        <w:rPr>
+          <w:b/>
+          <w:bCs/>
+        </w:rPr>
+        <w:t xml:space="preserve">Senior Software Engineer (contract)</w:t>
+      </w:r>
+      <w:r>
+        <w:t xml:space="preserve">, HM Informatik AG — Remote (2014–2015)</w:t>
+      </w:r>
+    </w:p>
+    <w:p>
+      <w:pPr>
+        <w:pStyle w:val="BodyText"/>
+      </w:pPr>
+      <w:r>
+        <w:t xml:space="preserve">Worked on the Flight Control Simulator (FCS) project.</w:t>
+      </w:r>
+      <w:r>
+        <w:br/>
+      </w:r>
+      <w:r>
+        <w:t xml:space="preserve">Tools/Languages: C++, Boost, CMake, Qt 4.8, Visual Studio 2010, Bazaar.</w:t>
+      </w:r>
+    </w:p>
+    <w:p>
+      <w:pPr>
+        <w:pStyle w:val="BodyText"/>
+      </w:pPr>
+      <w:r>
+        <w:rPr>
+          <w:b/>
+          <w:bCs/>
+        </w:rPr>
+        <w:t xml:space="preserve">Senior Software Engineer &amp; Architect</w:t>
+      </w:r>
+      <w:r>
+        <w:t xml:space="preserve">, Momentum Hub — Maidenhead (2011–2014)</w:t>
+      </w:r>
+    </w:p>
+    <w:p>
+      <w:pPr>
+        <w:pStyle w:val="BodyText"/>
+      </w:pPr>
+      <w:r>
+        <w:t xml:space="preserve">Architect, Head Developer.</w:t>
+      </w:r>
+    </w:p>
+    <w:p>
+      <w:pPr>
+        <w:pStyle w:val="BodyText"/>
+      </w:pPr>
+      <w:r>
+        <w:rPr>
+          <w:b/>
+          <w:bCs/>
+        </w:rPr>
+        <w:t xml:space="preserve">Senior Software Engineer</w:t>
+      </w:r>
+      <w:r>
+        <w:t xml:space="preserve">, Symantec — Reading (2010–2011)</w:t>
+      </w:r>
+    </w:p>
+    <w:p>
+      <w:pPr>
+        <w:pStyle w:val="BodyText"/>
+      </w:pPr>
+      <w:r>
+        <w:t xml:space="preserve">R&amp;D Team, Enterprise Vault for Lotus Domino</w:t>
+      </w:r>
+    </w:p>
+    <w:p>
+      <w:pPr>
+        <w:pStyle w:val="BodyText"/>
+      </w:pPr>
+      <w:r>
+        <w:rPr>
+          <w:b/>
+          <w:bCs/>
+        </w:rPr>
+        <w:t xml:space="preserve">Software Engineer &amp; Team Lead</w:t>
+      </w:r>
+      <w:r>
+        <w:t xml:space="preserve">, Ingres — Slough (2006–2010)</w:t>
+      </w:r>
+    </w:p>
+    <w:p>
+      <w:pPr>
+        <w:pStyle w:val="BodyText"/>
+      </w:pPr>
+      <w:r>
+        <w:t xml:space="preserve">Various customer projects, managing the full sw life cycle.</w:t>
+      </w:r>
+    </w:p>
+    <w:p>
+      <w:pPr>
+        <w:pStyle w:val="BodyText"/>
+      </w:pPr>
+      <w:r>
+        <w:rPr>
+          <w:b/>
+          <w:bCs/>
+        </w:rPr>
+        <w:t xml:space="preserve">Software Engineer &amp; Team Lead</w:t>
+      </w:r>
+      <w:r>
+        <w:t xml:space="preserve">, Thinking Instruments AG — Ilmenau, Germany (2004–2006)</w:t>
+      </w:r>
+    </w:p>
+    <w:p>
+      <w:pPr>
+        <w:pStyle w:val="BodyText"/>
+      </w:pPr>
+      <w:r>
+        <w:t xml:space="preserve">Bespoke software projects for various customers.</w:t>
+      </w:r>
+    </w:p>
+    <w:bookmarkEnd w:id="13"/>
+    <w:bookmarkStart w:id="14" w:name="education"/>
     <w:p>
       <w:pPr>
         <w:pStyle w:val="Heading1"/>
@@ -49,8 +565,31 @@
         <w:t xml:space="preserve">Education</w:t>
       </w:r>
     </w:p>
-    <w:bookmarkEnd w:id="12"/>
-    <w:bookmarkStart w:id="13" w:name="certifications"/>
+    <w:p>
+      <w:pPr>
+        <w:pStyle w:val="FirstParagraph"/>
+      </w:pPr>
+      <w:r>
+        <w:rPr>
+          <w:b/>
+          <w:bCs/>
+        </w:rPr>
+        <w:t xml:space="preserve">Diplom Informatiker (M.Sc.) in Computer Science and Mathematics</w:t>
+      </w:r>
+      <w:r>
+        <w:t xml:space="preserve">, Technische Universität Ilmenau — Ilmenau, Germany (1996–2003)</w:t>
+      </w:r>
+    </w:p>
+    <w:p>
+      <w:pPr>
+        <w:pStyle w:val="BodyText"/>
+      </w:pPr>
+      <w:r>
+        <w:t xml:space="preserve">Awarded Oct. 2003</w:t>
+      </w:r>
+    </w:p>
+    <w:bookmarkEnd w:id="14"/>
+    <w:bookmarkStart w:id="18" w:name="certifications"/>
     <w:p>
       <w:pPr>
         <w:pStyle w:val="Heading1"/>
@@ -59,8 +598,86 @@
         <w:t xml:space="preserve">Certifications</w:t>
       </w:r>
     </w:p>
-    <w:bookmarkEnd w:id="13"/>
-    <w:bookmarkStart w:id="15" w:name="languages"/>
+    <w:p>
+      <w:pPr>
+        <w:pStyle w:val="FirstParagraph"/>
+      </w:pPr>
+      <w:r>
+        <w:rPr>
+          <w:b/>
+          <w:bCs/>
+        </w:rPr>
+        <w:t xml:space="preserve">Nov. 2024</w:t>
+      </w:r>
+      <w:r>
+        <w:t xml:space="preserve"> AWS Certified Developer - Associate —</w:t>
+      </w:r>
+      <w:r>
+        <w:t xml:space="preserve"> </w:t>
+      </w:r>
+      <w:hyperlink r:id="rId15">
+        <w:r>
+          <w:rPr>
+            <w:rStyle w:val="Hyperlink"/>
+          </w:rPr>
+          <w:t xml:space="preserve">Credential ID 04DJLNBL2JF11E3T</w:t>
+        </w:r>
+      </w:hyperlink>
+    </w:p>
+    <w:p>
+      <w:pPr>
+        <w:pStyle w:val="BodyText"/>
+      </w:pPr>
+      <w:r>
+        <w:rPr>
+          <w:b/>
+          <w:bCs/>
+        </w:rPr>
+        <w:t xml:space="preserve">Oct. 2020</w:t>
+      </w:r>
+      <w:r>
+        <w:t xml:space="preserve"> AWS Certified Solutions Architect - Associate (lapsed) —</w:t>
+      </w:r>
+      <w:r>
+        <w:t xml:space="preserve"> </w:t>
+      </w:r>
+      <w:hyperlink r:id="rId16">
+        <w:r>
+          <w:rPr>
+            <w:rStyle w:val="Hyperlink"/>
+          </w:rPr>
+          <w:t xml:space="preserve">Credential ID NJQ3VMXLCFREQSC7</w:t>
+        </w:r>
+      </w:hyperlink>
+    </w:p>
+    <w:p>
+      <w:pPr>
+        <w:pStyle w:val="BodyText"/>
+      </w:pPr>
+      <w:r>
+        <w:rPr>
+          <w:b/>
+          <w:bCs/>
+        </w:rPr>
+        <w:t xml:space="preserve">Mar. 2020</w:t>
+      </w:r>
+      <w:r>
+        <w:t xml:space="preserve"> Microsoft Certified: Azure Solutions Architect Expert (lapsed) —</w:t>
+      </w:r>
+      <w:r>
+        <w:t xml:space="preserve"> </w:t>
+      </w:r>
+      <w:hyperlink r:id="rId17">
+        <w:r>
+          <w:rPr>
+            <w:rStyle w:val="Hyperlink"/>
+          </w:rPr>
+          <w:t xml:space="preserve">Credential ID H394-0016</w:t>
+        </w:r>
+      </w:hyperlink>
+    </w:p>
+    <w:bookmarkEnd w:id="18"/>
+    <w:bookmarkStart w:id="20" w:name="languages"/>
     <w:p>
       <w:pPr>
         <w:pStyle w:val="Heading1"/>
@@ -72,6 +689,36 @@
     <w:p>
       <w:pPr>
         <w:pStyle w:val="FirstParagraph"/>
+      </w:pPr>
+      <w:r>
+        <w:rPr>
+          <w:b/>
+          <w:bCs/>
+        </w:rPr>
+        <w:t xml:space="preserve">English</w:t>
+      </w:r>
+      <w:r>
+        <w:t xml:space="preserve">: Proficient — I’ve lived and worked in the UK since 2008</w:t>
+      </w:r>
+    </w:p>
+    <w:p>
+      <w:pPr>
+        <w:pStyle w:val="BodyText"/>
+      </w:pPr>
+      <w:r>
+        <w:rPr>
+          <w:b/>
+          <w:bCs/>
+        </w:rPr>
+        <w:t xml:space="preserve">German</w:t>
+      </w:r>
+      <w:r>
+        <w:t xml:space="preserve">: Native — I’m a native German speaker</w:t>
+      </w:r>
+    </w:p>
+    <w:p>
+      <w:pPr>
+        <w:pStyle w:val="BodyText"/>
       </w:pPr>
       <w:r>
         <w:t xml:space="preserve">Last updated: 2026-07-02  </w:t>
@@ -89,7 +736,7 @@
       <w:r>
         <w:t xml:space="preserve"> </w:t>
       </w:r>
-      <w:hyperlink r:id="rId14">
+      <w:hyperlink r:id="rId19">
         <w:r>
           <w:rPr>
             <w:rStyle w:val="VerbatimChar"/>
@@ -98,7 +745,7 @@
         </w:r>
       </w:hyperlink>
     </w:p>
-    <w:bookmarkEnd w:id="15"/>
+    <w:bookmarkEnd w:id="20"/>
     <w:sectPr>
       <w:footnotePr>
         <w:numRestart w:val="eachSect"/>
@@ -209,8 +856,114 @@
       </w:pPr>
     </w:lvl>
   </w:abstractNum>
+  <w:abstractNum w:abstractNumId="991">
+    <w:nsid w:val="0000A991"/>
+    <w:multiLevelType w:val="multilevel"/>
+    <w:lvl w:ilvl="0">
+      <w:numFmt w:val="bullet"/>
+      <w:lvlText w:val=""/>
+      <w:lvlJc w:val="left"/>
+      <w:pPr>
+        <w:ind w:left="720" w:hanging="360"/>
+      </w:pPr>
+      <w:rPr>
+        <w:rFonts w:ascii="Symbol" w:hAnsi="Symbol" w:cs="Symbol" w:hint="default"/>
+      </w:rPr>
+    </w:lvl>
+    <w:lvl w:ilvl="1">
+      <w:numFmt w:val="bullet"/>
+      <w:lvlText w:val="o"/>
+      <w:lvlJc w:val="left"/>
+      <w:pPr>
+        <w:ind w:left="1440" w:hanging="360"/>
+      </w:pPr>
+      <w:rPr>
+        <w:rFonts w:ascii="Courier New" w:hAnsi="Courier New" w:cs="Courier New" w:hint="default"/>
+      </w:rPr>
+    </w:lvl>
+    <w:lvl w:ilvl="2">
+      <w:numFmt w:val="bullet"/>
+      <w:lvlText w:val=""/>
+      <w:lvlJc w:val="left"/>
+      <w:pPr>
+        <w:ind w:left="2160" w:hanging="360"/>
+      </w:pPr>
+      <w:rPr>
+        <w:rFonts w:ascii="Wingdings" w:hAnsi="Wingdings" w:cs="Wingdings" w:hint="default"/>
+      </w:rPr>
+    </w:lvl>
+    <w:lvl w:ilvl="3">
+      <w:numFmt w:val="bullet"/>
+      <w:lvlText w:val=""/>
+      <w:lvlJc w:val="left"/>
+      <w:pPr>
+        <w:ind w:left="2880" w:hanging="360"/>
+      </w:pPr>
+      <w:rPr>
+        <w:rFonts w:ascii="Symbol" w:hAnsi="Symbol" w:cs="Symbol" w:hint="default"/>
+      </w:rPr>
+    </w:lvl>
+    <w:lvl w:ilvl="4">
+      <w:numFmt w:val="bullet"/>
+      <w:lvlText w:val="o"/>
+      <w:lvlJc w:val="left"/>
+      <w:pPr>
+        <w:ind w:left="3600" w:hanging="360"/>
+      </w:pPr>
+      <w:rPr>
+        <w:rFonts w:ascii="Courier New" w:hAnsi="Courier New" w:cs="Courier New" w:hint="default"/>
+      </w:rPr>
+    </w:lvl>
+    <w:lvl w:ilvl="5">
+      <w:numFmt w:val="bullet"/>
+      <w:lvlText w:val=""/>
+      <w:lvlJc w:val="left"/>
+      <w:pPr>
+        <w:ind w:left="4320" w:hanging="360"/>
+      </w:pPr>
+      <w:rPr>
+        <w:rFonts w:ascii="Wingdings" w:hAnsi="Wingdings" w:cs="Wingdings" w:hint="default"/>
+      </w:rPr>
+    </w:lvl>
+    <w:lvl w:ilvl="6">
+      <w:numFmt w:val="bullet"/>
+      <w:lvlText w:val=""/>
+      <w:lvlJc w:val="left"/>
+      <w:pPr>
+        <w:ind w:left="5040" w:hanging="360"/>
+      </w:pPr>
+      <w:rPr>
+        <w:rFonts w:ascii="Symbol" w:hAnsi="Symbol" w:cs="Symbol" w:hint="default"/>
+      </w:rPr>
+    </w:lvl>
+    <w:lvl w:ilvl="7">
+      <w:numFmt w:val="bullet"/>
+      <w:lvlText w:val="o"/>
+      <w:lvlJc w:val="left"/>
+      <w:pPr>
+        <w:ind w:left="5760" w:hanging="360"/>
+      </w:pPr>
+      <w:rPr>
+        <w:rFonts w:ascii="Courier New" w:hAnsi="Courier New" w:cs="Courier New" w:hint="default"/>
+      </w:rPr>
+    </w:lvl>
+    <w:lvl w:ilvl="8">
+      <w:numFmt w:val="bullet"/>
+      <w:lvlText w:val=""/>
+      <w:lvlJc w:val="left"/>
+      <w:pPr>
+        <w:ind w:left="6480" w:hanging="360"/>
+      </w:pPr>
+      <w:rPr>
+        <w:rFonts w:ascii="Wingdings" w:hAnsi="Wingdings" w:cs="Wingdings" w:hint="default"/>
+      </w:rPr>
+    </w:lvl>
+  </w:abstractNum>
   <w:num w:numId="1000">
     <w:abstractNumId w:val="990"/>
+  </w:num>
+  <w:num w:numId="1001">
+    <w:abstractNumId w:val="991"/>
   </w:num>
 </w:numbering>
 </file>
